--- a/assets/3_Clausula_DPA_Proveedores_Encargados_Ley_21719.docx
+++ b/assets/3_Clausula_DPA_Proveedores_Encargados_Ley_21719.docx
@@ -4,7 +4,8 @@
   <w:body>
     <w:p>
       <w:pPr>
-        <w:spacing w:after="280"/>
+        <w:spacing w:after="200" w:before="0"/>
+        <w:jc w:val="left"/>
       </w:pPr>
       <w:r>
         <w:rPr>
@@ -27,6 +28,7 @@
     </w:p>
     <w:p>
       <w:pPr>
+        <w:keepNext/>
         <w:spacing w:after="80"/>
         <w:jc w:val="center"/>
       </w:pPr>
@@ -35,7 +37,7 @@
           <w:rFonts w:ascii="Calibri" w:hAnsi="Calibri"/>
           <w:b/>
           <w:color w:val="0F172A"/>
-          <w:sz w:val="27"/>
+          <w:sz w:val="26"/>
         </w:rPr>
         <w:t>ANEXO DE TRATAMIENTO DE DATOS PERSONALES (DPA)</w:t>
         <w:br/>
@@ -44,7 +46,8 @@
     </w:p>
     <w:p>
       <w:pPr>
-        <w:spacing w:after="320"/>
+        <w:keepNext/>
+        <w:spacing w:after="240"/>
         <w:jc w:val="center"/>
       </w:pPr>
       <w:r>
@@ -52,61 +55,67 @@
           <w:rFonts w:ascii="Calibri" w:hAnsi="Calibri"/>
           <w:i/>
           <w:color w:val="475569"/>
-          <w:sz w:val="19"/>
+          <w:sz w:val="18"/>
         </w:rPr>
         <w:t>(Conforme al Artículo 14 bis y 14 ter de la Ley N° 21.719 de Chile)</w:t>
       </w:r>
     </w:p>
     <w:p>
       <w:pPr>
-        <w:spacing w:after="120" w:line="276" w:lineRule="auto"/>
+        <w:spacing w:after="100" w:line="276" w:lineRule="auto"/>
+        <w:jc w:val="left"/>
       </w:pPr>
       <w:r>
         <w:rPr>
           <w:rFonts w:ascii="Calibri" w:hAnsi="Calibri"/>
           <w:color w:val="1E293B"/>
-          <w:sz w:val="20"/>
+          <w:sz w:val="19"/>
         </w:rPr>
         <w:t>El presente Anexo de Tratamiento de Datos Personales (Data Processing Agreement) se suscribe entre [NOMBRE DE TU EMPRESA] (RUT [RUT TU EMPRESA]), en adelante el 'Responsable', y [NOMBRE DEL PROVEEDOR / CONTADOR / SOFTWARE] (RUT [RUT PROVEEDOR]), en adelante el 'Encargado', como parte integrante del contrato de prestación de servicios vigente entre las partes.</w:t>
       </w:r>
     </w:p>
     <w:p>
       <w:pPr>
-        <w:spacing w:before="240" w:after="80"/>
+        <w:keepNext/>
+        <w:spacing w:before="200" w:after="60"/>
+        <w:jc w:val="left"/>
       </w:pPr>
       <w:r>
         <w:rPr>
           <w:rFonts w:ascii="Calibri" w:hAnsi="Calibri"/>
           <w:b/>
           <w:color w:val="0284C7"/>
-          <w:sz w:val="22"/>
+          <w:sz w:val="21"/>
         </w:rPr>
         <w:t>1. OBJETO Y ALCANCE DEL TRATAMIENTO.</w:t>
       </w:r>
     </w:p>
     <w:p>
       <w:pPr>
-        <w:spacing w:after="120" w:line="276" w:lineRule="auto"/>
+        <w:spacing w:after="100" w:line="276" w:lineRule="auto"/>
+        <w:jc w:val="left"/>
       </w:pPr>
       <w:r>
         <w:rPr>
           <w:rFonts w:ascii="Calibri" w:hAnsi="Calibri"/>
           <w:color w:val="1E293B"/>
-          <w:sz w:val="20"/>
+          <w:sz w:val="19"/>
         </w:rPr>
         <w:t>El Encargado tratará por cuenta del Responsable los datos personales necesarios para la prestación del servicio encomendado (contabilidad, nómina, alojamiento en la nube, soporte o desarrollo de software), comprometiéndose a no utilizarlos para ninguna otra finalidad propia ni de terceros.</w:t>
       </w:r>
     </w:p>
     <w:p>
       <w:pPr>
-        <w:spacing w:before="240" w:after="80"/>
+        <w:keepNext/>
+        <w:spacing w:before="200" w:after="60"/>
+        <w:jc w:val="left"/>
       </w:pPr>
       <w:r>
         <w:rPr>
           <w:rFonts w:ascii="Calibri" w:hAnsi="Calibri"/>
           <w:b/>
           <w:color w:val="0284C7"/>
-          <w:sz w:val="22"/>
+          <w:sz w:val="21"/>
         </w:rPr>
         <w:t>2. OBLIGACIONES LEGALES DEL ENCARGADO (ARTÍCULO 14 BIS).</w:t>
       </w:r>
@@ -114,13 +123,14 @@
     <w:p>
       <w:pPr>
         <w:pStyle w:val="ListBullet"/>
-        <w:spacing w:after="80" w:line="276" w:lineRule="auto"/>
+        <w:spacing w:after="60" w:line="276" w:lineRule="auto"/>
+        <w:jc w:val="left"/>
       </w:pPr>
       <w:r>
         <w:rPr>
           <w:rFonts w:ascii="Calibri" w:hAnsi="Calibri"/>
           <w:color w:val="1E293B"/>
-          <w:sz w:val="20"/>
+          <w:sz w:val="19"/>
         </w:rPr>
         <w:t>Tratar los datos únicamente siguiendo las instrucciones documentadas del Responsable.</w:t>
       </w:r>
@@ -128,13 +138,14 @@
     <w:p>
       <w:pPr>
         <w:pStyle w:val="ListBullet"/>
-        <w:spacing w:after="80" w:line="276" w:lineRule="auto"/>
+        <w:spacing w:after="60" w:line="276" w:lineRule="auto"/>
+        <w:jc w:val="left"/>
       </w:pPr>
       <w:r>
         <w:rPr>
           <w:rFonts w:ascii="Calibri" w:hAnsi="Calibri"/>
           <w:color w:val="1E293B"/>
-          <w:sz w:val="20"/>
+          <w:sz w:val="19"/>
         </w:rPr>
         <w:t>Garantizar que todo su personal con acceso a los datos esté sujeto a un deber formal de confidencialidad perpetuo.</w:t>
       </w:r>
@@ -142,13 +153,14 @@
     <w:p>
       <w:pPr>
         <w:pStyle w:val="ListBullet"/>
-        <w:spacing w:after="80" w:line="276" w:lineRule="auto"/>
+        <w:spacing w:after="60" w:line="276" w:lineRule="auto"/>
+        <w:jc w:val="left"/>
       </w:pPr>
       <w:r>
         <w:rPr>
           <w:rFonts w:ascii="Calibri" w:hAnsi="Calibri"/>
           <w:color w:val="1E293B"/>
-          <w:sz w:val="20"/>
+          <w:sz w:val="19"/>
         </w:rPr>
         <w:t>Implementar medidas técnicas y organizativas de seguridad adecuadas para garantizar un nivel de seguridad proporcional al riesgo (cifrado, control de accesos, copias de seguridad).</w:t>
       </w:r>
@@ -156,13 +168,14 @@
     <w:p>
       <w:pPr>
         <w:pStyle w:val="ListBullet"/>
-        <w:spacing w:after="80" w:line="276" w:lineRule="auto"/>
+        <w:spacing w:after="60" w:line="276" w:lineRule="auto"/>
+        <w:jc w:val="left"/>
       </w:pPr>
       <w:r>
         <w:rPr>
           <w:rFonts w:ascii="Calibri" w:hAnsi="Calibri"/>
           <w:color w:val="1E293B"/>
-          <w:sz w:val="20"/>
+          <w:sz w:val="19"/>
         </w:rPr>
         <w:t>No subcontratar a otro proveedor ('Sub-encargado') sin la autorización previa y escrita del Responsable.</w:t>
       </w:r>
@@ -170,101 +183,112 @@
     <w:p>
       <w:pPr>
         <w:pStyle w:val="ListBullet"/>
-        <w:spacing w:after="80" w:line="276" w:lineRule="auto"/>
+        <w:spacing w:after="60" w:line="276" w:lineRule="auto"/>
+        <w:jc w:val="left"/>
       </w:pPr>
       <w:r>
         <w:rPr>
           <w:rFonts w:ascii="Calibri" w:hAnsi="Calibri"/>
           <w:color w:val="1E293B"/>
-          <w:sz w:val="20"/>
+          <w:sz w:val="19"/>
         </w:rPr>
         <w:t>Asistir al Responsable en la tramitación y respuesta oportuna de los derechos ARCOP de los titulares dentro del plazo legal fatal de treinta (30) días corridos.</w:t>
       </w:r>
     </w:p>
     <w:p>
       <w:pPr>
-        <w:spacing w:before="240" w:after="80"/>
+        <w:keepNext/>
+        <w:spacing w:before="200" w:after="60"/>
+        <w:jc w:val="left"/>
       </w:pPr>
       <w:r>
         <w:rPr>
           <w:rFonts w:ascii="Calibri" w:hAnsi="Calibri"/>
           <w:b/>
           <w:color w:val="0284C7"/>
-          <w:sz w:val="22"/>
+          <w:sz w:val="21"/>
         </w:rPr>
         <w:t>3. NOTIFICACIÓN DE INCIDENTES Y BRECHAS (ESTÁNDAR OPERATIVO 72 HORAS).</w:t>
       </w:r>
     </w:p>
     <w:p>
       <w:pPr>
-        <w:spacing w:after="120" w:line="276" w:lineRule="auto"/>
+        <w:spacing w:after="100" w:line="276" w:lineRule="auto"/>
+        <w:jc w:val="left"/>
       </w:pPr>
       <w:r>
         <w:rPr>
           <w:rFonts w:ascii="Calibri" w:hAnsi="Calibri"/>
           <w:color w:val="1E293B"/>
-          <w:sz w:val="20"/>
+          <w:sz w:val="19"/>
         </w:rPr>
         <w:t>En caso de que el Encargado sufra un incidente de seguridad, vulneración, filtración, hackeo o pérdida que comprometa los datos personales del Responsable, estará legalmente obligado a notificar al Responsable a más tardar dentro de las 24 horas siguientes a haber tomado conocimiento del hecho, entregando la descripción del incidente, datos afectados y medidas correctivas inmediatas, a fin de que el Responsable pueda cumplir con la obligación de notificar a la Agencia de Protección de Datos Personales sin dilaciones indebidas (conforme al Art. 14 sexies de la Ley N° 19.628 reformada), adoptando el estándar operativo y mejor práctica internacional recomendada de un plazo máximo de 72 horas.</w:t>
       </w:r>
     </w:p>
     <w:p>
       <w:pPr>
-        <w:spacing w:before="240" w:after="80"/>
+        <w:keepNext/>
+        <w:spacing w:before="200" w:after="60"/>
+        <w:jc w:val="left"/>
       </w:pPr>
       <w:r>
         <w:rPr>
           <w:rFonts w:ascii="Calibri" w:hAnsi="Calibri"/>
           <w:b/>
           <w:color w:val="0284C7"/>
-          <w:sz w:val="22"/>
+          <w:sz w:val="21"/>
         </w:rPr>
         <w:t>4. DESTINO FINAL DE LOS DATOS TRAS EL TÉRMINO DEL SERVICIO.</w:t>
       </w:r>
     </w:p>
     <w:p>
       <w:pPr>
-        <w:spacing w:after="120" w:line="276" w:lineRule="auto"/>
+        <w:spacing w:after="100" w:line="276" w:lineRule="auto"/>
+        <w:jc w:val="left"/>
       </w:pPr>
       <w:r>
         <w:rPr>
           <w:rFonts w:ascii="Calibri" w:hAnsi="Calibri"/>
           <w:color w:val="1E293B"/>
-          <w:sz w:val="20"/>
+          <w:sz w:val="19"/>
         </w:rPr>
         <w:t>Finalizada la prestación del servicio principal, el Encargado deberá, a elección del Responsable, devolver íntegramente o destruir de forma segura e irrecuperable todas las bases de datos y copias existentes, emitiendo un certificado formal de destrucción.</w:t>
       </w:r>
     </w:p>
     <w:p>
       <w:pPr>
-        <w:spacing w:before="240" w:after="80"/>
+        <w:keepNext/>
+        <w:spacing w:before="200" w:after="60"/>
+        <w:jc w:val="left"/>
       </w:pPr>
       <w:r>
         <w:rPr>
           <w:rFonts w:ascii="Calibri" w:hAnsi="Calibri"/>
           <w:b/>
           <w:color w:val="0284C7"/>
-          <w:sz w:val="22"/>
+          <w:sz w:val="21"/>
         </w:rPr>
         <w:t>5. RESPONSABILIDAD E INDEMNIDAD.</w:t>
       </w:r>
     </w:p>
     <w:p>
       <w:pPr>
-        <w:spacing w:after="120" w:line="276" w:lineRule="auto"/>
+        <w:spacing w:after="100" w:line="276" w:lineRule="auto"/>
+        <w:jc w:val="left"/>
       </w:pPr>
       <w:r>
         <w:rPr>
           <w:rFonts w:ascii="Calibri" w:hAnsi="Calibri"/>
           <w:color w:val="1E293B"/>
-          <w:sz w:val="20"/>
+          <w:sz w:val="19"/>
         </w:rPr>
         <w:t>El incumplimiento de las obligaciones aquí previstas por parte del Encargado hará aplicables las sanciones de la Ley N° 21.719, debiendo el Encargado indemnizar íntegramente al Responsable por cualquier multa cursada por la Agencia de Protección de Datos Personales o reclamos judiciales derivados directamente de su negligencia o dolo.</w:t>
       </w:r>
     </w:p>
     <w:p>
       <w:pPr>
-        <w:spacing w:before="560"/>
+        <w:keepNext/>
+        <w:spacing w:before="480"/>
       </w:pPr>
     </w:p>
     <w:tbl>
@@ -274,13 +298,16 @@
         <w:tblLook w:firstColumn="1" w:firstRow="1" w:lastColumn="0" w:lastRow="0" w:noHBand="0" w:noVBand="1" w:val="04A0"/>
       </w:tblPr>
       <w:tblGrid>
-        <w:gridCol w:w="4464"/>
-        <w:gridCol w:w="4464"/>
+        <w:gridCol w:w="4608"/>
+        <w:gridCol w:w="4608"/>
       </w:tblGrid>
       <w:tr>
+        <w:trPr>
+          <w:cantSplit/>
+        </w:trPr>
         <w:tc>
           <w:tcPr>
-            <w:tcW w:type="dxa" w:w="4514"/>
+            <w:tcW w:type="dxa" w:w="4658"/>
           </w:tcPr>
           <w:p>
             <w:pPr>
@@ -296,7 +323,7 @@
             <w:r>
               <w:rPr>
                 <w:b/>
-                <w:sz w:val="19"/>
+                <w:sz w:val="18"/>
               </w:rPr>
               <w:t>[NOMBRE DE TU EMPRESA]</w:t>
               <w:br/>
@@ -304,7 +331,7 @@
             <w:r>
               <w:rPr>
                 <w:color w:val="475569"/>
-                <w:sz w:val="17"/>
+                <w:sz w:val="16"/>
               </w:rPr>
               <w:t>RUT N° [RUT TU EMPRESA]</w:t>
               <w:br/>
@@ -314,7 +341,7 @@
         </w:tc>
         <w:tc>
           <w:tcPr>
-            <w:tcW w:type="dxa" w:w="4514"/>
+            <w:tcW w:type="dxa" w:w="4658"/>
           </w:tcPr>
           <w:p>
             <w:pPr>
@@ -330,7 +357,7 @@
             <w:r>
               <w:rPr>
                 <w:b/>
-                <w:sz w:val="19"/>
+                <w:sz w:val="18"/>
               </w:rPr>
               <w:t>[NOMBRE DEL PROVEEDOR]</w:t>
               <w:br/>
@@ -338,7 +365,7 @@
             <w:r>
               <w:rPr>
                 <w:color w:val="475569"/>
-                <w:sz w:val="17"/>
+                <w:sz w:val="16"/>
               </w:rPr>
               <w:t>RUT N° [RUT PROVEEDOR]</w:t>
               <w:br/>
@@ -350,7 +377,7 @@
     </w:tbl>
     <w:sectPr>
       <w:pgSz w:w="11909" w:h="16834"/>
-      <w:pgMar w:top="1296" w:right="1440" w:bottom="1296" w:left="1440" w:header="720" w:footer="720" w:gutter="0"/>
+      <w:pgMar w:top="1152" w:right="1296" w:bottom="1152" w:left="1296" w:header="720" w:footer="720" w:gutter="0"/>
       <w:cols w:space="720"/>
       <w:docGrid w:linePitch="360"/>
     </w:sectPr>

--- a/assets/3_Clausula_DPA_Proveedores_Encargados_Ley_21719.docx
+++ b/assets/3_Clausula_DPA_Proveedores_Encargados_Ley_21719.docx
@@ -23,7 +23,7 @@
           <w:color w:val="64748B"/>
           <w:sz w:val="17"/>
         </w:rPr>
-        <w:t>Kit Ley N° 21.719 de Protección de Datos Personales  •  Documento 3 Oficial  •  Formato Word Editable (.docx)</w:t>
+        <w:t>Kit Ley N° 21.719 de Protección de Datos Personales  •  Documento 3  •  Formato Word Editable (.docx)</w:t>
       </w:r>
     </w:p>
     <w:p>

--- a/assets/3_Clausula_DPA_Proveedores_Encargados_Ley_21719.docx
+++ b/assets/3_Clausula_DPA_Proveedores_Encargados_Ley_21719.docx
@@ -11,10 +11,10 @@
         <w:rPr>
           <w:rFonts w:ascii="Calibri" w:hAnsi="Calibri"/>
           <w:b/>
-          <w:color w:val="0284C7"/>
+          <w:color w:val="00382E"/>
           <w:sz w:val="17"/>
         </w:rPr>
-        <w:t>CÁLCULO LABORAL CHILE  |  PLATAFORMA LEGALTECH</w:t>
+        <w:t>CálculoLaboral.cl</w:t>
         <w:br/>
       </w:r>
       <w:r>
@@ -84,7 +84,7 @@
         <w:rPr>
           <w:rFonts w:ascii="Calibri" w:hAnsi="Calibri"/>
           <w:b/>
-          <w:color w:val="0284C7"/>
+          <w:color w:val="00382E"/>
           <w:sz w:val="21"/>
         </w:rPr>
         <w:t>1. OBJETO Y ALCANCE DEL TRATAMIENTO.</w:t>
@@ -114,7 +114,7 @@
         <w:rPr>
           <w:rFonts w:ascii="Calibri" w:hAnsi="Calibri"/>
           <w:b/>
-          <w:color w:val="0284C7"/>
+          <w:color w:val="00382E"/>
           <w:sz w:val="21"/>
         </w:rPr>
         <w:t>2. OBLIGACIONES LEGALES DEL ENCARGADO (ARTÍCULO 14 BIS).</w:t>
@@ -205,7 +205,7 @@
         <w:rPr>
           <w:rFonts w:ascii="Calibri" w:hAnsi="Calibri"/>
           <w:b/>
-          <w:color w:val="0284C7"/>
+          <w:color w:val="00382E"/>
           <w:sz w:val="21"/>
         </w:rPr>
         <w:t>3. NOTIFICACIÓN DE INCIDENTES Y BRECHAS (ESTÁNDAR OPERATIVO 72 HORAS).</w:t>
@@ -235,7 +235,7 @@
         <w:rPr>
           <w:rFonts w:ascii="Calibri" w:hAnsi="Calibri"/>
           <w:b/>
-          <w:color w:val="0284C7"/>
+          <w:color w:val="00382E"/>
           <w:sz w:val="21"/>
         </w:rPr>
         <w:t>4. DESTINO FINAL DE LOS DATOS TRAS EL TÉRMINO DEL SERVICIO.</w:t>
@@ -265,7 +265,7 @@
         <w:rPr>
           <w:rFonts w:ascii="Calibri" w:hAnsi="Calibri"/>
           <w:b/>
-          <w:color w:val="0284C7"/>
+          <w:color w:val="00382E"/>
           <w:sz w:val="21"/>
         </w:rPr>
         <w:t>5. RESPONSABILIDAD E INDEMNIDAD.</w:t>
@@ -307,7 +307,7 @@
         </w:trPr>
         <w:tc>
           <w:tcPr>
-            <w:tcW w:type="dxa" w:w="4658"/>
+            <w:tcW w:type="dxa" w:w="4608"/>
           </w:tcPr>
           <w:p>
             <w:pPr>
@@ -315,13 +315,15 @@
             </w:pPr>
             <w:r>
               <w:rPr>
+                <w:rFonts w:ascii="Calibri" w:hAnsi="Calibri" w:cs="Calibri"/>
                 <w:color w:val="64748B"/>
               </w:rPr>
-              <w:t>_________________________________________</w:t>
+              <w:t>__________________________________</w:t>
               <w:br/>
             </w:r>
             <w:r>
               <w:rPr>
+                <w:rFonts w:ascii="Calibri" w:hAnsi="Calibri" w:cs="Calibri"/>
                 <w:b/>
                 <w:sz w:val="18"/>
               </w:rPr>
@@ -330,6 +332,7 @@
             </w:r>
             <w:r>
               <w:rPr>
+                <w:rFonts w:ascii="Calibri" w:hAnsi="Calibri" w:cs="Calibri"/>
                 <w:color w:val="475569"/>
                 <w:sz w:val="16"/>
               </w:rPr>
@@ -341,7 +344,7 @@
         </w:tc>
         <w:tc>
           <w:tcPr>
-            <w:tcW w:type="dxa" w:w="4658"/>
+            <w:tcW w:type="dxa" w:w="4608"/>
           </w:tcPr>
           <w:p>
             <w:pPr>
@@ -349,13 +352,15 @@
             </w:pPr>
             <w:r>
               <w:rPr>
+                <w:rFonts w:ascii="Calibri" w:hAnsi="Calibri" w:cs="Calibri"/>
                 <w:color w:val="64748B"/>
               </w:rPr>
-              <w:t>_________________________________________</w:t>
+              <w:t>__________________________________</w:t>
               <w:br/>
             </w:r>
             <w:r>
               <w:rPr>
+                <w:rFonts w:ascii="Calibri" w:hAnsi="Calibri" w:cs="Calibri"/>
                 <w:b/>
                 <w:sz w:val="18"/>
               </w:rPr>
@@ -364,6 +369,7 @@
             </w:r>
             <w:r>
               <w:rPr>
+                <w:rFonts w:ascii="Calibri" w:hAnsi="Calibri" w:cs="Calibri"/>
                 <w:color w:val="475569"/>
                 <w:sz w:val="16"/>
               </w:rPr>

--- a/assets/3_Clausula_DPA_Proveedores_Encargados_Ley_21719.docx
+++ b/assets/3_Clausula_DPA_Proveedores_Encargados_Ley_21719.docx
@@ -381,9 +381,22 @@
         </w:tc>
       </w:tr>
     </w:tbl>
+    <w:p>
+      <w:pPr>
+        <w:spacing w:before="120" w:after="0"/>
+      </w:pPr>
+      <w:r>
+        <w:rPr>
+          <w:rFonts w:ascii="Calibri" w:hAnsi="Calibri" w:cs="Calibri"/>
+          <w:color w:val="64748B"/>
+          <w:sz w:val="14"/>
+        </w:rPr>
+        <w:t xml:space="preserve">Versión 2026.10 (octubre de 2026). Modelo de referencia basado en la normativa vigente a esa fecha; no constituye asesoría legal. Si tu caso tiene particularidades, revísalo con un abogado antes de firmar. La Ley 21.719 rige desde el 1 de diciembre de 2026.</w:t>
+      </w:r>
+    </w:p>
     <w:sectPr>
       <w:pgSz w:w="11909" w:h="16834"/>
-      <w:pgMar w:top="1152" w:right="1296" w:bottom="1152" w:left="1296" w:header="720" w:footer="720" w:gutter="0"/>
+      <w:pgMar w:top="864" w:right="1296" w:bottom="864" w:left="1296" w:header="720" w:footer="720" w:gutter="0"/>
       <w:cols w:space="720"/>
       <w:docGrid w:linePitch="360"/>
     </w:sectPr>
